--- a/7_work_instruction/pip_install_with_pip-compile.docx
+++ b/7_work_instruction/pip_install_with_pip-compile.docx
@@ -169,6 +169,7 @@
                 <w:lang w:val="en-US" w:eastAsia="ja-JP"/>
               </w:rPr>
             </w:pPr>
+            <w:bookmarkStart w:id="0" w:name="OLE_LINK8"/>
             <w:r>
               <w:rPr>
                 <w:rFonts w:hint="eastAsia"/>
@@ -179,7 +180,6 @@
               </w:rPr>
               <w:t>2026/5/8</w:t>
             </w:r>
-            <w:bookmarkStart w:id="0" w:name="_GoBack"/>
             <w:bookmarkEnd w:id="0"/>
             <w:r>
               <w:rPr>
@@ -190,6 +190,28 @@
                 <w:lang w:val="en-US" w:eastAsia="ja-JP"/>
               </w:rPr>
               <w:t xml:space="preserve"> document completed</w:t>
+            </w:r>
+          </w:p>
+          <w:p>
+            <w:pPr>
+              <w:jc w:val="left"/>
+              <w:rPr>
+                <w:rFonts w:hint="eastAsia"/>
+                <w:b w:val="0"/>
+                <w:bCs w:val="0"/>
+                <w:vertAlign w:val="baseline"/>
+                <w:lang w:val="en-US" w:eastAsia="ja-JP"/>
+              </w:rPr>
+            </w:pPr>
+            <w:r>
+              <w:rPr>
+                <w:rFonts w:hint="eastAsia"/>
+                <w:b w:val="0"/>
+                <w:bCs w:val="0"/>
+                <w:vertAlign w:val="baseline"/>
+                <w:lang w:val="en-US" w:eastAsia="ja-JP"/>
+              </w:rPr>
+              <w:t>2026/6/6 pip-compile --generate-hashes --unsafe-package setuptools requirements.in   added</w:t>
             </w:r>
           </w:p>
         </w:tc>
@@ -758,6 +780,7 @@
                 <w:vertAlign w:val="baseline"/>
               </w:rPr>
             </w:pPr>
+            <w:bookmarkStart w:id="1" w:name="OLE_LINK3"/>
             <w:r>
               <w:rPr>
                 <w:rFonts w:hint="default"/>
@@ -767,6 +790,7 @@
               </w:rPr>
               <w:t>source venv/bin/activate</w:t>
             </w:r>
+            <w:bookmarkEnd w:id="1"/>
           </w:p>
         </w:tc>
         <w:tc>
@@ -834,6 +858,7 @@
                 <w:vertAlign w:val="baseline"/>
               </w:rPr>
             </w:pPr>
+            <w:bookmarkStart w:id="2" w:name="OLE_LINK1"/>
             <w:r>
               <w:rPr>
                 <w:b/>
@@ -844,6 +869,7 @@
               </w:rPr>
               <w:t>python -m pip install --upgrade pip</w:t>
             </w:r>
+            <w:bookmarkEnd w:id="2"/>
           </w:p>
         </w:tc>
         <w:tc>
@@ -1142,6 +1168,7 @@
                 <w:vertAlign w:val="baseline"/>
               </w:rPr>
             </w:pPr>
+            <w:bookmarkStart w:id="3" w:name="OLE_LINK2"/>
             <w:r>
               <w:rPr>
                 <w:b/>
@@ -1151,6 +1178,7 @@
               </w:rPr>
               <w:t>pip-audit</w:t>
             </w:r>
+            <w:bookmarkEnd w:id="3"/>
           </w:p>
         </w:tc>
         <w:tc>
@@ -1821,14 +1849,7 @@
             <w:pPr>
               <w:widowControl w:val="0"/>
               <w:spacing w:line="240" w:lineRule="auto"/>
-              <w:rPr>
-                <w:b/>
-                <w:bCs/>
-                <w:sz w:val="21"/>
-                <w:szCs w:val="21"/>
-              </w:rPr>
-            </w:pPr>
-            <w:r>
+              <w:jc w:val="left"/>
               <w:rPr>
                 <w:rFonts w:hint="default"/>
                 <w:b/>
@@ -1836,6 +1857,16 @@
                 <w:sz w:val="21"/>
                 <w:szCs w:val="21"/>
               </w:rPr>
+            </w:pPr>
+            <w:bookmarkStart w:id="4" w:name="OLE_LINK4"/>
+            <w:r>
+              <w:rPr>
+                <w:rFonts w:hint="default"/>
+                <w:b/>
+                <w:bCs/>
+                <w:sz w:val="21"/>
+                <w:szCs w:val="21"/>
+              </w:rPr>
               <w:t>pip-compile --generate-hashes requirements.in</w:t>
             </w:r>
           </w:p>
@@ -1843,6 +1874,7 @@
             <w:pPr>
               <w:widowControl w:val="0"/>
               <w:spacing w:line="240" w:lineRule="auto"/>
+              <w:jc w:val="left"/>
               <w:rPr>
                 <w:rFonts w:hint="default"/>
                 <w:b/>
@@ -1851,7 +1883,112 @@
                 <w:szCs w:val="21"/>
               </w:rPr>
             </w:pPr>
-            <w:r>
+          </w:p>
+          <w:p>
+            <w:pPr>
+              <w:widowControl w:val="0"/>
+              <w:spacing w:line="240" w:lineRule="auto"/>
+              <w:jc w:val="left"/>
+              <w:rPr>
+                <w:rFonts w:hint="eastAsia"/>
+                <w:b/>
+                <w:bCs/>
+                <w:sz w:val="21"/>
+                <w:szCs w:val="21"/>
+                <w:lang w:val="en-US" w:eastAsia="ja-JP"/>
+              </w:rPr>
+            </w:pPr>
+            <w:bookmarkStart w:id="5" w:name="OLE_LINK7"/>
+            <w:r>
+              <w:rPr>
+                <w:rFonts w:hint="eastAsia"/>
+                <w:b/>
+                <w:bCs/>
+                <w:sz w:val="21"/>
+                <w:szCs w:val="21"/>
+                <w:lang w:val="en-US" w:eastAsia="ja-JP"/>
+              </w:rPr>
+              <w:t xml:space="preserve">(or </w:t>
+            </w:r>
+          </w:p>
+          <w:p>
+            <w:pPr>
+              <w:widowControl w:val="0"/>
+              <w:spacing w:line="240" w:lineRule="auto"/>
+              <w:jc w:val="left"/>
+              <w:rPr>
+                <w:rFonts w:hint="eastAsia"/>
+                <w:b/>
+                <w:bCs/>
+                <w:sz w:val="21"/>
+                <w:szCs w:val="21"/>
+                <w:lang w:val="en-US" w:eastAsia="ja-JP"/>
+              </w:rPr>
+            </w:pPr>
+            <w:bookmarkStart w:id="6" w:name="OLE_LINK9"/>
+            <w:r>
+              <w:rPr>
+                <w:rFonts w:hint="eastAsia"/>
+                <w:b/>
+                <w:bCs/>
+                <w:sz w:val="21"/>
+                <w:szCs w:val="21"/>
+                <w:lang w:val="en-US" w:eastAsia="ja-JP"/>
+              </w:rPr>
+              <w:t>pip-compile --generate-hashes --unsafe-package setuptools requirements.in</w:t>
+            </w:r>
+            <w:bookmarkEnd w:id="6"/>
+            <w:r>
+              <w:rPr>
+                <w:rFonts w:hint="eastAsia"/>
+                <w:b/>
+                <w:bCs/>
+                <w:sz w:val="21"/>
+                <w:szCs w:val="21"/>
+                <w:lang w:val="en-US" w:eastAsia="ja-JP"/>
+              </w:rPr>
+              <w:t>)</w:t>
+            </w:r>
+            <w:bookmarkStart w:id="10" w:name="_GoBack"/>
+            <w:bookmarkEnd w:id="10"/>
+          </w:p>
+          <w:bookmarkEnd w:id="5"/>
+          <w:p>
+            <w:pPr>
+              <w:widowControl w:val="0"/>
+              <w:spacing w:line="240" w:lineRule="auto"/>
+              <w:jc w:val="left"/>
+              <w:rPr>
+                <w:rFonts w:hint="eastAsia"/>
+                <w:b/>
+                <w:bCs/>
+                <w:sz w:val="21"/>
+                <w:szCs w:val="21"/>
+                <w:lang w:val="en-US" w:eastAsia="ja-JP"/>
+              </w:rPr>
+            </w:pPr>
+          </w:p>
+          <w:p>
+            <w:pPr>
+              <w:widowControl w:val="0"/>
+              <w:spacing w:line="240" w:lineRule="auto"/>
+              <w:jc w:val="left"/>
+              <w:rPr>
+                <w:rFonts w:hint="eastAsia"/>
+                <w:b/>
+                <w:bCs/>
+                <w:sz w:val="21"/>
+                <w:szCs w:val="21"/>
+                <w:lang w:val="en-US" w:eastAsia="ja-JP"/>
+              </w:rPr>
+            </w:pPr>
+          </w:p>
+          <w:bookmarkEnd w:id="4"/>
+          <w:p>
+            <w:pPr>
+              <w:widowControl w:val="0"/>
+              <w:spacing w:line="240" w:lineRule="auto"/>
+              <w:jc w:val="left"/>
               <w:rPr>
                 <w:rFonts w:hint="default"/>
                 <w:b/>
@@ -1859,9 +1996,33 @@
                 <w:sz w:val="21"/>
                 <w:szCs w:val="21"/>
               </w:rPr>
+            </w:pPr>
+            <w:bookmarkStart w:id="7" w:name="OLE_LINK10"/>
+            <w:bookmarkStart w:id="8" w:name="OLE_LINK5"/>
+            <w:r>
+              <w:rPr>
+                <w:rFonts w:hint="eastAsia"/>
+                <w:b/>
+                <w:bCs/>
+                <w:sz w:val="21"/>
+                <w:szCs w:val="21"/>
+                <w:lang w:val="en-US" w:eastAsia="ja-JP"/>
+              </w:rPr>
+              <w:t xml:space="preserve">python -m </w:t>
+            </w:r>
+            <w:bookmarkEnd w:id="7"/>
+            <w:r>
+              <w:rPr>
+                <w:rFonts w:hint="default"/>
+                <w:b/>
+                <w:bCs/>
+                <w:sz w:val="21"/>
+                <w:szCs w:val="21"/>
+              </w:rPr>
               <w:t>pip install --require-hashes -r requirements.txt</w:t>
             </w:r>
           </w:p>
+          <w:bookmarkEnd w:id="8"/>
           <w:p>
             <w:pPr>
               <w:widowControl w:val="0"/>
@@ -1935,6 +2096,7 @@
                 <w:lang w:val="en-US" w:eastAsia="ja-JP"/>
               </w:rPr>
             </w:pPr>
+            <w:bookmarkStart w:id="9" w:name="OLE_LINK6"/>
             <w:r>
               <w:rPr>
                 <w:b/>
@@ -1944,6 +2106,7 @@
               </w:rPr>
               <w:t>pip-audit</w:t>
             </w:r>
+            <w:bookmarkEnd w:id="9"/>
           </w:p>
         </w:tc>
         <w:tc>
@@ -2072,6 +2235,7 @@
             <w:pPr>
               <w:widowControl w:val="0"/>
               <w:spacing w:line="240" w:lineRule="auto"/>
+              <w:jc w:val="left"/>
               <w:rPr>
                 <w:sz w:val="21"/>
                 <w:szCs w:val="21"/>
@@ -2114,24 +2278,18 @@
             <w:pPr>
               <w:widowControl w:val="0"/>
               <w:spacing w:line="240" w:lineRule="auto"/>
-              <w:rPr>
-                <w:sz w:val="21"/>
-                <w:szCs w:val="21"/>
-              </w:rPr>
-            </w:pPr>
-          </w:p>
-          <w:p>
-            <w:pPr>
-              <w:widowControl w:val="0"/>
-              <w:spacing w:line="240" w:lineRule="auto"/>
-              <w:rPr>
-                <w:b/>
-                <w:bCs/>
-                <w:sz w:val="21"/>
-                <w:szCs w:val="21"/>
-              </w:rPr>
-            </w:pPr>
-            <w:r>
+              <w:jc w:val="left"/>
+              <w:rPr>
+                <w:sz w:val="21"/>
+                <w:szCs w:val="21"/>
+              </w:rPr>
+            </w:pPr>
+          </w:p>
+          <w:p>
+            <w:pPr>
+              <w:widowControl w:val="0"/>
+              <w:spacing w:line="240" w:lineRule="auto"/>
+              <w:jc w:val="left"/>
               <w:rPr>
                 <w:rFonts w:hint="default"/>
                 <w:b/>
@@ -2139,6 +2297,15 @@
                 <w:sz w:val="21"/>
                 <w:szCs w:val="21"/>
               </w:rPr>
+            </w:pPr>
+            <w:r>
+              <w:rPr>
+                <w:rFonts w:hint="default"/>
+                <w:b/>
+                <w:bCs/>
+                <w:sz w:val="21"/>
+                <w:szCs w:val="21"/>
+              </w:rPr>
               <w:t>pip-compile --generate-hashes requirements.in</w:t>
             </w:r>
           </w:p>
@@ -2146,6 +2313,7 @@
             <w:pPr>
               <w:widowControl w:val="0"/>
               <w:spacing w:line="240" w:lineRule="auto"/>
+              <w:jc w:val="left"/>
               <w:rPr>
                 <w:rFonts w:hint="default"/>
                 <w:b/>
@@ -2154,6 +2322,97 @@
                 <w:szCs w:val="21"/>
               </w:rPr>
             </w:pPr>
+          </w:p>
+          <w:p>
+            <w:pPr>
+              <w:widowControl w:val="0"/>
+              <w:spacing w:line="240" w:lineRule="auto"/>
+              <w:jc w:val="left"/>
+              <w:rPr>
+                <w:rFonts w:hint="eastAsia"/>
+                <w:b/>
+                <w:bCs/>
+                <w:sz w:val="21"/>
+                <w:szCs w:val="21"/>
+                <w:lang w:val="en-US" w:eastAsia="ja-JP"/>
+              </w:rPr>
+            </w:pPr>
+            <w:r>
+              <w:rPr>
+                <w:rFonts w:hint="eastAsia"/>
+                <w:b/>
+                <w:bCs/>
+                <w:sz w:val="21"/>
+                <w:szCs w:val="21"/>
+                <w:lang w:val="en-US" w:eastAsia="ja-JP"/>
+              </w:rPr>
+              <w:t xml:space="preserve">(or </w:t>
+            </w:r>
+          </w:p>
+          <w:p>
+            <w:pPr>
+              <w:widowControl w:val="0"/>
+              <w:spacing w:line="240" w:lineRule="auto"/>
+              <w:jc w:val="left"/>
+              <w:rPr>
+                <w:rFonts w:hint="eastAsia"/>
+                <w:b/>
+                <w:bCs/>
+                <w:sz w:val="21"/>
+                <w:szCs w:val="21"/>
+                <w:lang w:val="en-US" w:eastAsia="ja-JP"/>
+              </w:rPr>
+            </w:pPr>
+            <w:r>
+              <w:rPr>
+                <w:rFonts w:hint="eastAsia"/>
+                <w:b/>
+                <w:bCs/>
+                <w:sz w:val="21"/>
+                <w:szCs w:val="21"/>
+                <w:lang w:val="en-US" w:eastAsia="ja-JP"/>
+              </w:rPr>
+              <w:t>pip-compile --generate-hashes --unsafe-package setuptools requirements.in)</w:t>
+            </w:r>
+          </w:p>
+          <w:p>
+            <w:pPr>
+              <w:widowControl w:val="0"/>
+              <w:spacing w:line="240" w:lineRule="auto"/>
+              <w:jc w:val="left"/>
+              <w:rPr>
+                <w:rFonts w:hint="default"/>
+                <w:b/>
+                <w:bCs/>
+                <w:sz w:val="21"/>
+                <w:szCs w:val="21"/>
+              </w:rPr>
+            </w:pPr>
+          </w:p>
+          <w:p>
+            <w:pPr>
+              <w:widowControl w:val="0"/>
+              <w:spacing w:line="240" w:lineRule="auto"/>
+              <w:jc w:val="left"/>
+              <w:rPr>
+                <w:rFonts w:hint="default"/>
+                <w:b/>
+                <w:bCs/>
+                <w:sz w:val="21"/>
+                <w:szCs w:val="21"/>
+              </w:rPr>
+            </w:pPr>
+            <w:r>
+              <w:rPr>
+                <w:rFonts w:hint="eastAsia"/>
+                <w:b/>
+                <w:bCs/>
+                <w:sz w:val="21"/>
+                <w:szCs w:val="21"/>
+                <w:lang w:val="en-US" w:eastAsia="ja-JP"/>
+              </w:rPr>
+              <w:t xml:space="preserve">python -m </w:t>
+            </w:r>
             <w:r>
               <w:rPr>
                 <w:rFonts w:hint="default"/>
@@ -3202,7 +3461,7 @@
     <w:lsdException w:unhideWhenUsed="0" w:uiPriority="0" w:semiHidden="0" w:name="Body Text Indent 2"/>
     <w:lsdException w:unhideWhenUsed="0" w:uiPriority="0" w:semiHidden="0" w:name="Body Text Indent 3"/>
     <w:lsdException w:unhideWhenUsed="0" w:uiPriority="0" w:semiHidden="0" w:name="Block Text"/>
-    <w:lsdException w:unhideWhenUsed="0" w:uiPriority="0" w:semiHidden="0" w:name="Hyperlink"/>
+    <w:lsdException w:qFormat="1" w:unhideWhenUsed="0" w:uiPriority="0" w:semiHidden="0" w:name="Hyperlink"/>
     <w:lsdException w:unhideWhenUsed="0" w:uiPriority="0" w:semiHidden="0" w:name="FollowedHyperlink"/>
     <w:lsdException w:qFormat="1" w:unhideWhenUsed="0" w:uiPriority="0" w:semiHidden="0" w:name="Strong"/>
     <w:lsdException w:qFormat="1" w:unhideWhenUsed="0" w:uiPriority="0" w:semiHidden="0" w:name="Emphasis"/>
@@ -3265,7 +3524,7 @@
     <w:lsdException w:unhideWhenUsed="0" w:uiPriority="0" w:semiHidden="0" w:name="Table Web 2"/>
     <w:lsdException w:unhideWhenUsed="0" w:uiPriority="0" w:semiHidden="0" w:name="Table Web 3"/>
     <w:lsdException w:unhideWhenUsed="0" w:uiPriority="0" w:semiHidden="0" w:name="Balloon Text"/>
-    <w:lsdException w:unhideWhenUsed="0" w:uiPriority="0" w:semiHidden="0" w:name="Table Grid"/>
+    <w:lsdException w:qFormat="1" w:unhideWhenUsed="0" w:uiPriority="0" w:semiHidden="0" w:name="Table Grid"/>
     <w:lsdException w:unhideWhenUsed="0" w:uiPriority="0" w:semiHidden="0" w:name="Table Theme"/>
     <w:lsdException w:unhideWhenUsed="0" w:uiPriority="60" w:semiHidden="0" w:name="Light Shading"/>
     <w:lsdException w:unhideWhenUsed="0" w:uiPriority="61" w:semiHidden="0" w:name="Light List"/>
@@ -3404,6 +3663,7 @@
   <w:style w:type="character" w:styleId="3">
     <w:name w:val="Hyperlink"/>
     <w:basedOn w:val="2"/>
+    <w:qFormat/>
     <w:uiPriority w:val="0"/>
     <w:rPr>
       <w:color w:val="0000FF"/>
@@ -3422,6 +3682,7 @@
   <w:style w:type="table" w:styleId="6">
     <w:name w:val="Table Grid"/>
     <w:basedOn w:val="5"/>
+    <w:qFormat/>
     <w:uiPriority w:val="0"/>
     <w:pPr>
       <w:widowControl w:val="0"/>
